--- a/Files/01 - Bereshis/08 - Vayishlach/5785/Vayishlach 5785.docx
+++ b/Files/01 - Bereshis/08 - Vayishlach/5785/Vayishlach 5785.docx
@@ -260,7 +260,7 @@
         <w:t>רוחניות</w:t>
       </w:r>
       <w:r>
-        <w:t>, unencumbered by any</w:t>
+        <w:t xml:space="preserve">, unencumbered by any </w:t>
       </w:r>
       <w:r>
         <w:rPr>
@@ -647,7 +647,7 @@
         <w:t>רגל</w:t>
       </w:r>
       <w:r>
-        <w:t>. It implies a relationship with Hashem that can easily become distorted and unstable. However, through his struggle with the</w:t>
+        <w:t xml:space="preserve">. It implies a relationship with Hashem that can easily become distorted and unstable. However, through his struggle with the </w:t>
       </w:r>
       <w:r>
         <w:rPr>
@@ -706,7 +706,7 @@
         <w:t>קדושה</w:t>
       </w:r>
       <w:r>
-        <w:t xml:space="preserve"> - the head. This became dominant in his relationship with</w:t>
+        <w:t xml:space="preserve"> - the head. This became dominant in his relationship with </w:t>
       </w:r>
       <w:r>
         <w:rPr>
